--- a/Doc/區塊鏈 API说明書_20261015_Le_V3.docx
+++ b/Doc/區塊鏈 API说明書_20261015_Le_V3.docx
@@ -4645,14 +4645,6 @@
               <w:t>{</w:t>
               <w:br/>
               <w:t xml:space="preserve">  "success": true,</w:t>
-              <w:br/>
-              <w:t xml:space="preserve">  "chainnode": "2178.41 MB",</w:t>
-              <w:br/>
-              <w:t xml:space="preserve">  "data": "2177.08 MB",</w:t>
-              <w:br/>
-              <w:t xml:space="preserve">  "diskTotal": "68.83 GB",</w:t>
-              <w:br/>
-              <w:t xml:space="preserve">  "diskFree": "23.06 GB",</w:t>
             </w:r>
           </w:p>
           <w:p>
@@ -4708,6 +4700,48 @@
                 <w:color w:val="DC2626"/>
                 <w:sz w:val="24"/>
               </w:rPr>
+              <w:t xml:space="preserve">      "nodeName": "node1",</w:t>
+            </w:r>
+          </w:p>
+          <w:p>
+            <w:pPr>
+              <w:spacing w:before="0" w:after="0" w:line="276" w:lineRule="auto"/>
+            </w:pPr>
+            <w:r>
+              <w:rPr>
+                <w:rFonts w:ascii="Microsoft JhengHei" w:hAnsi="Microsoft JhengHei"/>
+                <w:b/>
+                <w:color w:val="DC2626"/>
+                <w:sz w:val="24"/>
+              </w:rPr>
+              <w:t xml:space="preserve">      "hostName": "VM-Node1",</w:t>
+            </w:r>
+          </w:p>
+          <w:p>
+            <w:pPr>
+              <w:spacing w:before="0" w:after="0" w:line="276" w:lineRule="auto"/>
+            </w:pPr>
+            <w:r>
+              <w:rPr>
+                <w:rFonts w:ascii="Microsoft JhengHei" w:hAnsi="Microsoft JhengHei"/>
+                <w:b/>
+                <w:color w:val="DC2626"/>
+                <w:sz w:val="24"/>
+              </w:rPr>
+              <w:t xml:space="preserve">      "location": "127.0.0.1",</w:t>
+            </w:r>
+          </w:p>
+          <w:p>
+            <w:pPr>
+              <w:spacing w:before="0" w:after="0" w:line="276" w:lineRule="auto"/>
+            </w:pPr>
+            <w:r>
+              <w:rPr>
+                <w:rFonts w:ascii="Microsoft JhengHei" w:hAnsi="Microsoft JhengHei"/>
+                <w:b/>
+                <w:color w:val="DC2626"/>
+                <w:sz w:val="24"/>
+              </w:rPr>
               <w:t xml:space="preserve">      "diskTotal": "68.83 GB",</w:t>
             </w:r>
           </w:p>
@@ -4722,7 +4756,7 @@
                 <w:color w:val="DC2626"/>
                 <w:sz w:val="24"/>
               </w:rPr>
-              <w:t xml:space="preserve">      "diskFree": "23.06 GB",</w:t>
+              <w:t xml:space="preserve">      "diskFree": "23.05 GB",</w:t>
             </w:r>
           </w:p>
           <w:p>
@@ -4736,7 +4770,7 @@
                 <w:color w:val="DC2626"/>
                 <w:sz w:val="24"/>
               </w:rPr>
-              <w:t xml:space="preserve">      "chainDataSize": "2177.08 MB",</w:t>
+              <w:t xml:space="preserve">      "chainDataSize": "2178.32 MB",</w:t>
             </w:r>
           </w:p>
           <w:p>
@@ -4750,7 +4784,7 @@
                 <w:color w:val="DC2626"/>
                 <w:sz w:val="24"/>
               </w:rPr>
-              <w:t xml:space="preserve">      "totalChainnodeSize": "2178.41 MB"</w:t>
+              <w:t xml:space="preserve">      "totalChainnodeSize": "2180.83 MB"</w:t>
             </w:r>
           </w:p>
           <w:p>
@@ -4806,6 +4840,48 @@
                 <w:color w:val="DC2626"/>
                 <w:sz w:val="24"/>
               </w:rPr>
+              <w:t xml:space="preserve">      "nodeName": "node2",</w:t>
+            </w:r>
+          </w:p>
+          <w:p>
+            <w:pPr>
+              <w:spacing w:before="0" w:after="0" w:line="276" w:lineRule="auto"/>
+            </w:pPr>
+            <w:r>
+              <w:rPr>
+                <w:rFonts w:ascii="Microsoft JhengHei" w:hAnsi="Microsoft JhengHei"/>
+                <w:b/>
+                <w:color w:val="DC2626"/>
+                <w:sz w:val="24"/>
+              </w:rPr>
+              <w:t xml:space="preserve">      "hostName": "Host-PC",</w:t>
+            </w:r>
+          </w:p>
+          <w:p>
+            <w:pPr>
+              <w:spacing w:before="0" w:after="0" w:line="276" w:lineRule="auto"/>
+            </w:pPr>
+            <w:r>
+              <w:rPr>
+                <w:rFonts w:ascii="Microsoft JhengHei" w:hAnsi="Microsoft JhengHei"/>
+                <w:b/>
+                <w:color w:val="DC2626"/>
+                <w:sz w:val="24"/>
+              </w:rPr>
+              <w:t xml:space="preserve">      "location": "192.168.171.43",</w:t>
+            </w:r>
+          </w:p>
+          <w:p>
+            <w:pPr>
+              <w:spacing w:before="0" w:after="0" w:line="276" w:lineRule="auto"/>
+            </w:pPr>
+            <w:r>
+              <w:rPr>
+                <w:rFonts w:ascii="Microsoft JhengHei" w:hAnsi="Microsoft JhengHei"/>
+                <w:b/>
+                <w:color w:val="DC2626"/>
+                <w:sz w:val="24"/>
+              </w:rPr>
               <w:t xml:space="preserve">      "diskTotal": "237.44 GB",</w:t>
             </w:r>
           </w:p>
@@ -4834,7 +4910,7 @@
                 <w:color w:val="DC2626"/>
                 <w:sz w:val="24"/>
               </w:rPr>
-              <w:t xml:space="preserve">      "chainDataSize": "2177.08 MB",</w:t>
+              <w:t xml:space="preserve">      "chainDataSize": "2178.32 MB",</w:t>
             </w:r>
           </w:p>
           <w:p>
@@ -4911,7 +4987,7 @@
           <w:color w:val="DC2626"/>
           <w:sz w:val="24"/>
         </w:rPr>
-        <w:t>• 規格擴充說明：回傳資料新增 nodes 陣列，提供多主機分散式部署環境下各節點獨立之磁碟空間 (diskTotal / diskFree) 與帳本佔用 (chainDataSize / totalChainnodeSize) 數據。</w:t>
+        <w:t>• 規格變更說明：取消原先全鏈彙總欄位（各節點位於不同主機，硬碟獨立計算），改為以 nodes 陣列個別回傳各節點主機之磁碟容量 (diskTotal, diskFree) 與帳本大小 (chainDataSize, totalChainnodeSize)。</w:t>
       </w:r>
     </w:p>
     <w:p>

--- a/Doc/區塊鏈 API说明書_20261015_Le_V3.docx
+++ b/Doc/區塊鏈 API说明書_20261015_Le_V3.docx
@@ -4978,20 +4978,6 @@
     </w:p>
     <w:p>
       <w:pPr>
-        <w:spacing w:before="0" w:after="120" w:line="288" w:lineRule="auto"/>
-      </w:pPr>
-      <w:r>
-        <w:rPr>
-          <w:rFonts w:ascii="Microsoft JhengHei" w:hAnsi="Microsoft JhengHei"/>
-          <w:b/>
-          <w:color w:val="DC2626"/>
-          <w:sz w:val="24"/>
-        </w:rPr>
-        <w:t>• 規格變更說明：取消原先全鏈彙總欄位（各節點位於不同主機，硬碟獨立計算），改為以 nodes 陣列個別回傳各節點主機之磁碟容量 (diskTotal, diskFree) 與帳本大小 (chainDataSize, totalChainnodeSize)。</w:t>
-      </w:r>
-    </w:p>
-    <w:p>
-      <w:pPr>
         <w:spacing w:before="280" w:after="160"/>
       </w:pPr>
       <w:r>
@@ -5182,7 +5168,7 @@
                 <w:color w:val="DC2626"/>
                 <w:sz w:val="24"/>
               </w:rPr>
-              <w:t xml:space="preserve">    "disk": { "totalBytes": 254944473088, "usedBytes": 201266790400 }</w:t>
+              <w:t xml:space="preserve">    "disk": { "totalBytes": 73909923840, "usedBytes": 49163845632 }</w:t>
             </w:r>
           </w:p>
           <w:p>
@@ -5294,119 +5280,7 @@
                 <w:color w:val="DC2626"/>
                 <w:sz w:val="24"/>
               </w:rPr>
-              <w:t xml:space="preserve">    "disk": { "totalBytes": 254944473088, "usedBytes": 201266790400 }</w:t>
-            </w:r>
-          </w:p>
-          <w:p>
-            <w:pPr>
-              <w:spacing w:before="0" w:after="0" w:line="276" w:lineRule="auto"/>
-            </w:pPr>
-            <w:r>
-              <w:rPr>
-                <w:rFonts w:ascii="Microsoft JhengHei" w:hAnsi="Microsoft JhengHei"/>
-                <w:b/>
-                <w:color w:val="DC2626"/>
-                <w:sz w:val="24"/>
-              </w:rPr>
-              <w:t xml:space="preserve">  },</w:t>
-            </w:r>
-          </w:p>
-          <w:p>
-            <w:pPr>
-              <w:spacing w:before="0" w:after="0" w:line="276" w:lineRule="auto"/>
-            </w:pPr>
-            <w:r>
-              <w:rPr>
-                <w:rFonts w:ascii="Microsoft JhengHei" w:hAnsi="Microsoft JhengHei"/>
-                <w:b/>
-                <w:color w:val="DC2626"/>
-                <w:sz w:val="24"/>
-              </w:rPr>
-              <w:t xml:space="preserve">  {</w:t>
-            </w:r>
-          </w:p>
-          <w:p>
-            <w:pPr>
-              <w:spacing w:before="0" w:after="0" w:line="276" w:lineRule="auto"/>
-            </w:pPr>
-            <w:r>
-              <w:rPr>
-                <w:rFonts w:ascii="Microsoft JhengHei" w:hAnsi="Microsoft JhengHei"/>
-                <w:b/>
-                <w:color w:val="DC2626"/>
-                <w:sz w:val="24"/>
-              </w:rPr>
-              <w:t xml:space="preserve">    "nodeId": "node3",</w:t>
-            </w:r>
-          </w:p>
-          <w:p>
-            <w:pPr>
-              <w:spacing w:before="0" w:after="0" w:line="276" w:lineRule="auto"/>
-            </w:pPr>
-            <w:r>
-              <w:rPr>
-                <w:rFonts w:ascii="Microsoft JhengHei" w:hAnsi="Microsoft JhengHei"/>
-                <w:b/>
-                <w:color w:val="DC2626"/>
-                <w:sz w:val="24"/>
-              </w:rPr>
-              <w:t xml:space="preserve">    "online": false,</w:t>
-            </w:r>
-          </w:p>
-          <w:p>
-            <w:pPr>
-              <w:spacing w:before="0" w:after="0" w:line="276" w:lineRule="auto"/>
-            </w:pPr>
-            <w:r>
-              <w:rPr>
-                <w:rFonts w:ascii="Microsoft JhengHei" w:hAnsi="Microsoft JhengHei"/>
-                <w:b/>
-                <w:color w:val="DC2626"/>
-                <w:sz w:val="24"/>
-              </w:rPr>
-              <w:t xml:space="preserve">    "latestBlockHeight": null,</w:t>
-            </w:r>
-          </w:p>
-          <w:p>
-            <w:pPr>
-              <w:spacing w:before="0" w:after="0" w:line="276" w:lineRule="auto"/>
-            </w:pPr>
-            <w:r>
-              <w:rPr>
-                <w:rFonts w:ascii="Microsoft JhengHei" w:hAnsi="Microsoft JhengHei"/>
-                <w:b/>
-                <w:color w:val="DC2626"/>
-                <w:sz w:val="24"/>
-              </w:rPr>
-              <w:t xml:space="preserve">    "latestBlockHash": null,</w:t>
-            </w:r>
-          </w:p>
-          <w:p>
-            <w:pPr>
-              <w:spacing w:before="0" w:after="0" w:line="276" w:lineRule="auto"/>
-            </w:pPr>
-            <w:r>
-              <w:rPr>
-                <w:rFonts w:ascii="Microsoft JhengHei" w:hAnsi="Microsoft JhengHei"/>
-                <w:b/>
-                <w:color w:val="DC2626"/>
-                <w:sz w:val="24"/>
-              </w:rPr>
-              <w:t xml:space="preserve">    "latestBlockTime": null,</w:t>
-            </w:r>
-          </w:p>
-          <w:p>
-            <w:pPr>
-              <w:spacing w:before="0" w:after="0" w:line="276" w:lineRule="auto"/>
-            </w:pPr>
-            <w:r>
-              <w:rPr>
-                <w:rFonts w:ascii="Microsoft JhengHei" w:hAnsi="Microsoft JhengHei"/>
-                <w:b/>
-                <w:color w:val="DC2626"/>
-                <w:sz w:val="24"/>
-              </w:rPr>
-              <w:t xml:space="preserve">    "disk": { "totalBytes": 254944473088, "usedBytes": 201266790400 }</w:t>
+              <w:t xml:space="preserve">    "disk": { "totalBytes": 254944473088, "usedBytes": 195677028352 }</w:t>
             </w:r>
           </w:p>
           <w:p>
@@ -5636,7 +5510,7 @@
                 <w:color w:val="DC2626"/>
                 <w:sz w:val="24"/>
               </w:rPr>
-              <w:t>節點識別碼 (node1 / node2 / node3)</w:t>
+              <w:t>節點識別碼 (node1 / node2)</w:t>
             </w:r>
           </w:p>
         </w:tc>
